--- a/Infos_Pratiques/Info_Pratique.docx
+++ b/Infos_Pratiques/Info_Pratique.docx
@@ -5,53 +5,152 @@
     <w:p>
       <w:pPr>
         <w:jc w:val="center"/>
-      </w:pPr>
-      <w:r>
+        <w:rPr>
+          <w:b/>
+          <w:bCs/>
+          <w:sz w:val="52"/>
+          <w:szCs w:val="52"/>
+        </w:rPr>
+      </w:pPr>
+      <w:r>
+        <w:rPr>
+          <w:b/>
+          <w:bCs/>
+          <w:sz w:val="52"/>
+          <w:szCs w:val="52"/>
+        </w:rPr>
         <w:t>Info</w:t>
       </w:r>
       <w:r>
+        <w:rPr>
+          <w:b/>
+          <w:bCs/>
+          <w:sz w:val="52"/>
+          <w:szCs w:val="52"/>
+        </w:rPr>
         <w:t>rmations</w:t>
       </w:r>
       <w:r>
+        <w:rPr>
+          <w:b/>
+          <w:bCs/>
+          <w:sz w:val="52"/>
+          <w:szCs w:val="52"/>
+        </w:rPr>
         <w:t xml:space="preserve"> Pratiques</w:t>
       </w:r>
     </w:p>
-    <w:p>
-      <w:r>
-        <w:t>Durée de la visite : 15 à 30 mn</w:t>
-      </w:r>
-    </w:p>
     <w:p/>
     <w:p>
       <w:r>
-        <w:t>Entrée gratuite</w:t>
-      </w:r>
-      <w:r>
-        <w:t xml:space="preserve"> – Groupes : nous contacter </w:t>
+        <w:rPr>
+          <w:b/>
+          <w:bCs/>
+        </w:rPr>
+        <w:t>Durée de la visite :</w:t>
+      </w:r>
+      <w:r>
+        <w:t xml:space="preserve"> 15 à 30 mn</w:t>
+      </w:r>
+    </w:p>
+    <w:p>
+      <w:r>
+        <w:t>Une jauge pourra être appliquée pour des raisons de sécurité en fonction de l’affluence des visiteurs.</w:t>
+      </w:r>
+    </w:p>
+    <w:p>
+      <w:r>
+        <w:t>Entrée gratuite – Groupes</w:t>
+      </w:r>
+      <w:r>
+        <w:t xml:space="preserve"> ou visite commentée</w:t>
+      </w:r>
+      <w:r>
+        <w:t> : nous contacter</w:t>
+      </w:r>
+      <w:r>
+        <w:t>.</w:t>
+      </w:r>
+    </w:p>
+    <w:p>
+      <w:r>
+        <w:t>Le site comporte des obstacles à l’accès en fauteuil roulant</w:t>
+      </w:r>
+      <w:r>
+        <w:t>.</w:t>
       </w:r>
     </w:p>
     <w:p/>
     <w:p>
-      <w:r>
+      <w:pPr>
+        <w:rPr>
+          <w:b/>
+          <w:bCs/>
+        </w:rPr>
+      </w:pPr>
+      <w:r>
+        <w:rPr>
+          <w:b/>
+          <w:bCs/>
+        </w:rPr>
         <w:t>Dates d’ouvertures</w:t>
       </w:r>
       <w:r>
-        <w:tab/>
-      </w:r>
-      <w:r>
-        <w:tab/>
-      </w:r>
-      <w:r>
-        <w:tab/>
-      </w:r>
-      <w:r>
-        <w:tab/>
+        <w:rPr>
+          <w:b/>
+          <w:bCs/>
+        </w:rPr>
+        <w:tab/>
+      </w:r>
+      <w:r>
+        <w:rPr>
+          <w:b/>
+          <w:bCs/>
+        </w:rPr>
+        <w:tab/>
+      </w:r>
+      <w:r>
+        <w:rPr>
+          <w:b/>
+          <w:bCs/>
+        </w:rPr>
+        <w:tab/>
+      </w:r>
+      <w:r>
+        <w:rPr>
+          <w:b/>
+          <w:bCs/>
+        </w:rPr>
+        <w:tab/>
+      </w:r>
+      <w:r>
+        <w:rPr>
+          <w:b/>
+          <w:bCs/>
+        </w:rPr>
+        <w:tab/>
+      </w:r>
+      <w:r>
+        <w:rPr>
+          <w:b/>
+          <w:bCs/>
+        </w:rPr>
         <w:t>Horaires</w:t>
       </w:r>
     </w:p>
     <w:p>
-      <w:r>
-        <w:t>En juin</w:t>
+      <w:pPr>
+        <w:rPr>
+          <w:b/>
+          <w:bCs/>
+        </w:rPr>
+      </w:pPr>
+      <w:r>
+        <w:rPr>
+          <w:b/>
+          <w:bCs/>
+        </w:rPr>
+        <w:t>Juin 2026</w:t>
       </w:r>
     </w:p>
     <w:p>
@@ -75,6 +174,9 @@
         <w:tab/>
       </w:r>
       <w:r>
+        <w:tab/>
+      </w:r>
+      <w:r>
         <w:t>10h00 à 18h00</w:t>
       </w:r>
     </w:p>
@@ -96,6 +198,9 @@
         <w:tab/>
       </w:r>
       <w:r>
+        <w:tab/>
+      </w:r>
+      <w:r>
         <w:t>10h00 à 18h00</w:t>
       </w:r>
     </w:p>
@@ -120,6 +225,9 @@
         <w:tab/>
       </w:r>
       <w:r>
+        <w:tab/>
+      </w:r>
+      <w:r>
         <w:t>10h00 à 18h00</w:t>
       </w:r>
     </w:p>
@@ -144,6 +252,9 @@
         <w:tab/>
       </w:r>
       <w:r>
+        <w:tab/>
+      </w:r>
+      <w:r>
         <w:t>10h00 à 18h00</w:t>
       </w:r>
     </w:p>
@@ -174,6 +285,9 @@
         <w:tab/>
       </w:r>
       <w:r>
+        <w:tab/>
+      </w:r>
+      <w:r>
         <w:t>10h00 à 18h00</w:t>
       </w:r>
     </w:p>
@@ -196,6 +310,11 @@
       </w:r>
       <w:r>
         <w:tab/>
+      </w:r>
+      <w:r>
+        <w:tab/>
+      </w:r>
+      <w:r>
         <w:t>1</w:t>
       </w:r>
       <w:r>
@@ -204,8 +323,18 @@
     </w:p>
     <w:p/>
     <w:p>
-      <w:r>
-        <w:t>En septembre</w:t>
+      <w:pPr>
+        <w:rPr>
+          <w:b/>
+          <w:bCs/>
+        </w:rPr>
+      </w:pPr>
+      <w:r>
+        <w:rPr>
+          <w:b/>
+          <w:bCs/>
+        </w:rPr>
+        <w:t>Septembre 2026</w:t>
       </w:r>
     </w:p>
     <w:p>
@@ -221,6 +350,11 @@
       </w:r>
       <w:r>
         <w:tab/>
+      </w:r>
+      <w:r>
+        <w:tab/>
+      </w:r>
+      <w:r>
         <w:t>10h00 à 18h00</w:t>
       </w:r>
     </w:p>
@@ -237,6 +371,11 @@
       </w:r>
       <w:r>
         <w:tab/>
+      </w:r>
+      <w:r>
+        <w:tab/>
+      </w:r>
+      <w:r>
         <w:t>10h00 à 18h00</w:t>
       </w:r>
     </w:p>
@@ -256,6 +395,11 @@
       </w:r>
       <w:r>
         <w:tab/>
+      </w:r>
+      <w:r>
+        <w:tab/>
+      </w:r>
+      <w:r>
         <w:t>10h00 à 18h00</w:t>
       </w:r>
     </w:p>
@@ -281,18 +425,33 @@
       </w:r>
       <w:r>
         <w:tab/>
+      </w:r>
+      <w:r>
+        <w:tab/>
+      </w:r>
+      <w:r>
         <w:t>10h00 à 18h00</w:t>
       </w:r>
     </w:p>
     <w:p/>
     <w:p>
       <w:r>
-        <w:t>Les horaires sont susceptibles d’être aménagés en fonction des disponibilités des bénévoles.</w:t>
-      </w:r>
-    </w:p>
-    <w:p>
-      <w:r>
-        <w:t>Ils seront mis à jour en conséquence</w:t>
+        <w:t xml:space="preserve">Les horaires </w:t>
+      </w:r>
+      <w:r>
+        <w:t xml:space="preserve">affichés </w:t>
+      </w:r>
+      <w:r>
+        <w:t>sont susceptibles d’être aménagés en fonction des disponibilités des bénévoles.</w:t>
+      </w:r>
+      <w:r>
+        <w:t xml:space="preserve"> </w:t>
+      </w:r>
+      <w:r>
+        <w:t>Dans tous les cas, les horaires affichés tiennent compte de ces modifications</w:t>
+      </w:r>
+      <w:r>
+        <w:t>.</w:t>
       </w:r>
     </w:p>
     <w:p/>
@@ -346,8 +505,25 @@
       </w:pPr>
     </w:p>
     <w:p>
-      <w:r>
-        <w:t>Adresse :</w:t>
+      <w:pPr>
+        <w:rPr>
+          <w:b/>
+          <w:bCs/>
+        </w:rPr>
+      </w:pPr>
+      <w:r>
+        <w:rPr>
+          <w:b/>
+          <w:bCs/>
+        </w:rPr>
+        <w:t>Lieu de l’exposition</w:t>
+      </w:r>
+      <w:r>
+        <w:rPr>
+          <w:b/>
+          <w:bCs/>
+        </w:rPr>
+        <w:t> :</w:t>
       </w:r>
     </w:p>
     <w:p>
@@ -355,7 +531,13 @@
         <w:ind w:left="708"/>
       </w:pPr>
       <w:r>
-        <w:t>Chapelle St Pierre et Saint Lurent</w:t>
+        <w:t>Chapelle St Pierre et Saint L</w:t>
+      </w:r>
+      <w:r>
+        <w:t>a</w:t>
+      </w:r>
+      <w:r>
+        <w:t>urent</w:t>
       </w:r>
     </w:p>
     <w:p>
@@ -519,32 +701,6 @@
       </w:r>
     </w:p>
     <w:p/>
-    <w:p>
-      <w:r>
-        <w:t>Un</w:t>
-      </w:r>
-      <w:r>
-        <w:t>e</w:t>
-      </w:r>
-      <w:r>
-        <w:t xml:space="preserve"> jauge pourra être appliquée pour des raisons de sécurité </w:t>
-      </w:r>
-      <w:r>
-        <w:t>en fonction de l’affluence des v</w:t>
-      </w:r>
-      <w:r>
-        <w:t>i</w:t>
-      </w:r>
-      <w:r>
-        <w:t>siteurs.</w:t>
-      </w:r>
-    </w:p>
-    <w:p/>
-    <w:p>
-      <w:r>
-        <w:t>Le site comporte des obstacles à l’accès en fauteuil roulant</w:t>
-      </w:r>
-    </w:p>
     <w:p/>
     <w:p>
       <w:r>
